--- a/zht/docx/156.content.docx
+++ b/zht/docx/156.content.docx
@@ -379,18 +379,12 @@
           <w:lang w:val="zh_TW" w:bidi="zh_TW"/>
         </w:rPr>
       </w:r>
-      <w:hyperlink r:id="rId13">
-        <w:r>
-          <w:rPr>
-            <w:lang w:val="zh_TW" w:bidi="zh_TW"/>
-          </w:rPr>
-          <w:rPr>
-            <w:color w:val="0000EE"/>
-            <w:u w:val="single"/>
-          </w:rPr>
-          <w:t>列王紀上16:3</w:t>
-        </w:r>
-      </w:hyperlink>
+      <w:r>
+        <w:rPr>
+          <w:lang w:val="zh_TW" w:bidi="zh_TW"/>
+        </w:rPr>
+        <w:t>列王紀上16:3</w:t>
+      </w:r>
     </w:p>
     <w:p>
       <w:pPr>
@@ -403,18 +397,12 @@
           <w:lang w:val="zh_TW" w:bidi="zh_TW"/>
         </w:rPr>
       </w:r>
-      <w:hyperlink r:id="rId14">
-        <w:r>
-          <w:rPr>
-            <w:lang w:val="zh_TW" w:bidi="zh_TW"/>
-          </w:rPr>
-          <w:rPr>
-            <w:color w:val="0000EE"/>
-            <w:u w:val="single"/>
-          </w:rPr>
-          <w:t>但以理書11:40–41</w:t>
-        </w:r>
-      </w:hyperlink>
+      <w:r>
+        <w:rPr>
+          <w:lang w:val="zh_TW" w:bidi="zh_TW"/>
+        </w:rPr>
+        <w:t>但以理書11:40–41</w:t>
+      </w:r>
     </w:p>
     <w:p>
       <w:pPr>
@@ -427,18 +415,12 @@
           <w:lang w:val="zh_TW" w:bidi="zh_TW"/>
         </w:rPr>
       </w:r>
-      <w:hyperlink r:id="rId15">
-        <w:r>
-          <w:rPr>
-            <w:lang w:val="zh_TW" w:bidi="zh_TW"/>
-          </w:rPr>
-          <w:rPr>
-            <w:color w:val="0000EE"/>
-            <w:u w:val="single"/>
-          </w:rPr>
-          <w:t>創世記18:24</w:t>
-        </w:r>
-      </w:hyperlink>
+      <w:r>
+        <w:rPr>
+          <w:lang w:val="zh_TW" w:bidi="zh_TW"/>
+        </w:rPr>
+        <w:t>創世記18:24</w:t>
+      </w:r>
     </w:p>
     <w:p>
       <w:pPr>
@@ -451,18 +433,12 @@
           <w:lang w:val="zh_TW" w:bidi="zh_TW"/>
         </w:rPr>
       </w:r>
-      <w:hyperlink r:id="rId16">
-        <w:r>
-          <w:rPr>
-            <w:lang w:val="zh_TW" w:bidi="zh_TW"/>
-          </w:rPr>
-          <w:rPr>
-            <w:color w:val="0000EE"/>
-            <w:u w:val="single"/>
-          </w:rPr>
-          <w:t>箴言21:7–8</w:t>
-        </w:r>
-      </w:hyperlink>
+      <w:r>
+        <w:rPr>
+          <w:lang w:val="zh_TW" w:bidi="zh_TW"/>
+        </w:rPr>
+        <w:t>箴言21:7–8</w:t>
+      </w:r>
     </w:p>
     <w:p>
       <w:pPr>
@@ -475,18 +451,12 @@
           <w:lang w:val="zh_TW" w:bidi="zh_TW"/>
         </w:rPr>
       </w:r>
-      <w:hyperlink r:id="rId17">
-        <w:r>
-          <w:rPr>
-            <w:lang w:val="zh_TW" w:bidi="zh_TW"/>
-          </w:rPr>
-          <w:rPr>
-            <w:color w:val="0000EE"/>
-            <w:u w:val="single"/>
-          </w:rPr>
-          <w:t>詩篇90:5</w:t>
-        </w:r>
-      </w:hyperlink>
+      <w:r>
+        <w:rPr>
+          <w:lang w:val="zh_TW" w:bidi="zh_TW"/>
+        </w:rPr>
+        <w:t>詩篇90:5</w:t>
+      </w:r>
     </w:p>
     <w:p>
       <w:pPr>
@@ -692,18 +662,12 @@
           <w:lang w:val="zh_TW" w:bidi="zh_TW"/>
         </w:rPr>
       </w:r>
-      <w:hyperlink r:id="rId18">
-        <w:r>
-          <w:rPr>
-            <w:lang w:val="zh_TW" w:bidi="zh_TW"/>
-          </w:rPr>
-          <w:rPr>
-            <w:color w:val="0000EE"/>
-            <w:u w:val="single"/>
-          </w:rPr>
-          <w:t>歷代志上10:1–3</w:t>
-        </w:r>
-      </w:hyperlink>
+      <w:r>
+        <w:rPr>
+          <w:lang w:val="zh_TW" w:bidi="zh_TW"/>
+        </w:rPr>
+        <w:t>歷代志上10:1–3</w:t>
+      </w:r>
     </w:p>
     <w:p>
       <w:pPr>
@@ -716,18 +680,12 @@
           <w:lang w:val="zh_TW" w:bidi="zh_TW"/>
         </w:rPr>
       </w:r>
-      <w:hyperlink r:id="rId19">
-        <w:r>
-          <w:rPr>
-            <w:lang w:val="zh_TW" w:bidi="zh_TW"/>
-          </w:rPr>
-          <w:rPr>
-            <w:color w:val="0000EE"/>
-            <w:u w:val="single"/>
-          </w:rPr>
-          <w:t>撒母耳記上9:1</w:t>
-        </w:r>
-      </w:hyperlink>
+      <w:r>
+        <w:rPr>
+          <w:lang w:val="zh_TW" w:bidi="zh_TW"/>
+        </w:rPr>
+        <w:t>撒母耳記上9:1</w:t>
+      </w:r>
     </w:p>
     <w:p>
       <w:pPr>
@@ -740,18 +698,12 @@
           <w:lang w:val="zh_TW" w:bidi="zh_TW"/>
         </w:rPr>
       </w:r>
-      <w:hyperlink r:id="rId20">
-        <w:r>
-          <w:rPr>
-            <w:lang w:val="zh_TW" w:bidi="zh_TW"/>
-          </w:rPr>
-          <w:rPr>
-            <w:color w:val="0000EE"/>
-            <w:u w:val="single"/>
-          </w:rPr>
-          <w:t>撒母耳記下1:1–2</w:t>
-        </w:r>
-      </w:hyperlink>
+      <w:r>
+        <w:rPr>
+          <w:lang w:val="zh_TW" w:bidi="zh_TW"/>
+        </w:rPr>
+        <w:t>撒母耳記下1:1–2</w:t>
+      </w:r>
     </w:p>
     <w:p>
       <w:pPr>
@@ -764,18 +716,12 @@
           <w:lang w:val="zh_TW" w:bidi="zh_TW"/>
         </w:rPr>
       </w:r>
-      <w:hyperlink r:id="rId21">
-        <w:r>
-          <w:rPr>
-            <w:lang w:val="zh_TW" w:bidi="zh_TW"/>
-          </w:rPr>
-          <w:rPr>
-            <w:color w:val="0000EE"/>
-            <w:u w:val="single"/>
-          </w:rPr>
-          <w:t>使徒行傳13:22</w:t>
-        </w:r>
-      </w:hyperlink>
+      <w:r>
+        <w:rPr>
+          <w:lang w:val="zh_TW" w:bidi="zh_TW"/>
+        </w:rPr>
+        <w:t>使徒行傳13:22</w:t>
+      </w:r>
     </w:p>
     <w:p>
       <w:pPr>
@@ -788,18 +734,12 @@
           <w:lang w:val="zh_TW" w:bidi="zh_TW"/>
         </w:rPr>
       </w:r>
-      <w:hyperlink r:id="rId22">
-        <w:r>
-          <w:rPr>
-            <w:lang w:val="zh_TW" w:bidi="zh_TW"/>
-          </w:rPr>
-          <w:rPr>
-            <w:color w:val="0000EE"/>
-            <w:u w:val="single"/>
-          </w:rPr>
-          <w:t>詩篇18:1</w:t>
-        </w:r>
-      </w:hyperlink>
+      <w:r>
+        <w:rPr>
+          <w:lang w:val="zh_TW" w:bidi="zh_TW"/>
+        </w:rPr>
+        <w:t>詩篇18:1</w:t>
+      </w:r>
     </w:p>
     <w:p>
       <w:pPr>
